--- a/CMPG324 Project.docx
+++ b/CMPG324 Project.docx
@@ -133,7 +133,35 @@
           <w:sz w:val="20"/>
           <w:szCs w:val="20"/>
         </w:rPr>
-        <w:t>DUE SATE :28 AUGUST 2026</w:t>
+        <w:t xml:space="preserve">DUE </w:t>
+      </w:r>
+      <w:r>
+        <w:rPr>
+          <w:sz w:val="20"/>
+          <w:szCs w:val="20"/>
+        </w:rPr>
+        <w:t>D</w:t>
+      </w:r>
+      <w:r>
+        <w:rPr>
+          <w:sz w:val="20"/>
+          <w:szCs w:val="20"/>
+        </w:rPr>
+        <w:t>ATE :</w:t>
+      </w:r>
+      <w:r>
+        <w:rPr>
+          <w:sz w:val="20"/>
+          <w:szCs w:val="20"/>
+        </w:rPr>
+        <w:t xml:space="preserve">02 OCTOBER </w:t>
+      </w:r>
+      <w:r>
+        <w:rPr>
+          <w:sz w:val="20"/>
+          <w:szCs w:val="20"/>
+        </w:rPr>
+        <w:t>2026</w:t>
       </w:r>
     </w:p>
     <w:p>
@@ -1067,17 +1095,8 @@
                 <w:sz w:val="16"/>
                 <w:szCs w:val="16"/>
               </w:rPr>
-              <w:t>PC-</w:t>
+              <w:t>PC-offsiteAdmin</w:t>
             </w:r>
-            <w:proofErr w:type="spellStart"/>
-            <w:r>
-              <w:rPr>
-                <w:sz w:val="16"/>
-                <w:szCs w:val="16"/>
-              </w:rPr>
-              <w:t>offsiteAdmin</w:t>
-            </w:r>
-            <w:proofErr w:type="spellEnd"/>
           </w:p>
         </w:tc>
         <w:tc>
@@ -1198,23 +1217,7 @@
           <w:szCs w:val="20"/>
         </w:rPr>
         <w:lastRenderedPageBreak/>
-        <w:t xml:space="preserve">manufacturing I chose LAPC Over </w:t>
-      </w:r>
-      <w:proofErr w:type="spellStart"/>
-      <w:r>
-        <w:rPr>
-          <w:sz w:val="20"/>
-          <w:szCs w:val="20"/>
-        </w:rPr>
-        <w:t>PAgP</w:t>
-      </w:r>
-      <w:proofErr w:type="spellEnd"/>
-      <w:r>
-        <w:rPr>
-          <w:sz w:val="20"/>
-          <w:szCs w:val="20"/>
-        </w:rPr>
-        <w:t xml:space="preserve"> because it provides redundancy and bandwidth aggregation while being an industry standard protocol rather than a Cisco-proprietary solu</w:t>
+        <w:t>manufacturing I chose LAPC Over PAgP because it provides redundancy and bandwidth aggregation while being an industry standard protocol rather than a Cisco-proprietary solu</w:t>
       </w:r>
       <w:r>
         <w:rPr>
@@ -1405,39 +1408,7 @@
           <w:sz w:val="20"/>
           <w:szCs w:val="20"/>
         </w:rPr>
-        <w:t xml:space="preserve">The logical topology is a VLAN -based hierarchical switched topology. SW2 acts as the access switch connecting the departmental devices, while SW1 acts as the distribution switch and R1 performs inter-VLAN routing. VLAN’s 10,20,30,40 and 99 logically separate administration, Production, Warehouse and Management traffic. Communication between different VLANs is routed through R1. Therefore, although the physical topology is a </w:t>
-      </w:r>
-      <w:proofErr w:type="gramStart"/>
-      <w:r>
-        <w:rPr>
-          <w:sz w:val="20"/>
-          <w:szCs w:val="20"/>
-        </w:rPr>
-        <w:t>star ,</w:t>
-      </w:r>
-      <w:proofErr w:type="gramEnd"/>
-      <w:r>
-        <w:rPr>
-          <w:sz w:val="20"/>
-          <w:szCs w:val="20"/>
-        </w:rPr>
-        <w:t xml:space="preserve"> the logical topology is based on VLAN segmentation, </w:t>
-      </w:r>
-      <w:proofErr w:type="spellStart"/>
-      <w:r>
-        <w:rPr>
-          <w:sz w:val="20"/>
-          <w:szCs w:val="20"/>
-        </w:rPr>
-        <w:t>trunking</w:t>
-      </w:r>
-      <w:proofErr w:type="spellEnd"/>
-      <w:r>
-        <w:rPr>
-          <w:sz w:val="20"/>
-          <w:szCs w:val="20"/>
-        </w:rPr>
-        <w:t xml:space="preserve"> </w:t>
+        <w:t xml:space="preserve">The logical topology is a VLAN -based hierarchical switched topology. SW2 acts as the access switch connecting the departmental devices, while SW1 acts as the distribution switch and R1 performs inter-VLAN routing. VLAN’s 10,20,30,40 and 99 logically separate administration, Production, Warehouse and Management traffic. Communication between different VLANs is routed through R1. Therefore, although the physical topology is a star , the logical topology is based on VLAN segmentation, trunking </w:t>
       </w:r>
       <w:r>
         <w:rPr>
@@ -1468,7 +1439,7 @@
           <w:szCs w:val="20"/>
         </w:rPr>
         <w:drawing>
-          <wp:inline distT="0" distB="0" distL="0" distR="0" wp14:anchorId="7504C6C5" wp14:editId="5BC945E0">
+          <wp:inline distT="0" distB="0" distL="0" distR="0" wp14:anchorId="7504C6C5" wp14:editId="4674D89E">
             <wp:extent cx="4028115" cy="2101850"/>
             <wp:effectExtent l="0" t="0" r="0" b="0"/>
             <wp:docPr id="2049127657" name="Picture 2"/>
@@ -2154,23 +2125,7 @@
                 <w:sz w:val="16"/>
                 <w:szCs w:val="16"/>
               </w:rPr>
-              <w:t xml:space="preserve">.225 </w:t>
-            </w:r>
-            <w:proofErr w:type="gramStart"/>
-            <w:r>
-              <w:rPr>
-                <w:sz w:val="16"/>
-                <w:szCs w:val="16"/>
-              </w:rPr>
-              <w:t>- .</w:t>
-            </w:r>
-            <w:proofErr w:type="gramEnd"/>
-            <w:r>
-              <w:rPr>
-                <w:sz w:val="16"/>
-                <w:szCs w:val="16"/>
-              </w:rPr>
-              <w:t xml:space="preserve"> 254</w:t>
+              <w:t>.225 - . 254</w:t>
             </w:r>
           </w:p>
         </w:tc>
@@ -2203,6 +2158,2863 @@
         <w:rPr>
           <w:b/>
           <w:bCs/>
+          <w:sz w:val="20"/>
+          <w:szCs w:val="20"/>
+        </w:rPr>
+      </w:pPr>
+    </w:p>
+    <w:p>
+      <w:pPr>
+        <w:rPr>
+          <w:b/>
+          <w:bCs/>
+          <w:sz w:val="20"/>
+          <w:szCs w:val="20"/>
+        </w:rPr>
+      </w:pPr>
+      <w:r>
+        <w:rPr>
+          <w:b/>
+          <w:bCs/>
+          <w:sz w:val="20"/>
+          <w:szCs w:val="20"/>
+        </w:rPr>
+        <w:t>CONFIGURATIONS</w:t>
+      </w:r>
+    </w:p>
+    <w:p>
+      <w:pPr>
+        <w:rPr>
+          <w:sz w:val="20"/>
+          <w:szCs w:val="20"/>
+        </w:rPr>
+      </w:pPr>
+      <w:r>
+        <w:rPr>
+          <w:sz w:val="20"/>
+          <w:szCs w:val="20"/>
+        </w:rPr>
+        <w:t>1 SW2- Access Switch.</w:t>
+      </w:r>
+    </w:p>
+    <w:p>
+      <w:pPr>
+        <w:rPr>
+          <w:sz w:val="20"/>
+          <w:szCs w:val="20"/>
+        </w:rPr>
+      </w:pPr>
+      <w:r>
+        <w:rPr>
+          <w:sz w:val="20"/>
+          <w:szCs w:val="20"/>
+        </w:rPr>
+        <w:t>Creat</w:t>
+      </w:r>
+      <w:r>
+        <w:rPr>
+          <w:sz w:val="20"/>
+          <w:szCs w:val="20"/>
+        </w:rPr>
+        <w:t xml:space="preserve">ing </w:t>
+      </w:r>
+      <w:r>
+        <w:rPr>
+          <w:sz w:val="20"/>
+          <w:szCs w:val="20"/>
+        </w:rPr>
+        <w:t xml:space="preserve">the </w:t>
+      </w:r>
+      <w:r>
+        <w:rPr>
+          <w:sz w:val="20"/>
+          <w:szCs w:val="20"/>
+        </w:rPr>
+        <w:t>VLANs department</w:t>
+      </w:r>
+      <w:r>
+        <w:rPr>
+          <w:sz w:val="20"/>
+          <w:szCs w:val="20"/>
+        </w:rPr>
+        <w:t>, assigns access ports, and configures its half of the EtherChannel bundle up to SW1.</w:t>
+      </w:r>
+    </w:p>
+    <w:p>
+      <w:pPr>
+        <w:rPr>
+          <w:sz w:val="20"/>
+          <w:szCs w:val="20"/>
+        </w:rPr>
+      </w:pPr>
+      <w:r>
+        <w:rPr>
+          <w:sz w:val="20"/>
+          <w:szCs w:val="20"/>
+        </w:rPr>
+        <w:t>enable</w:t>
+      </w:r>
+    </w:p>
+    <w:p>
+      <w:pPr>
+        <w:rPr>
+          <w:sz w:val="20"/>
+          <w:szCs w:val="20"/>
+        </w:rPr>
+      </w:pPr>
+      <w:r>
+        <w:rPr>
+          <w:sz w:val="20"/>
+          <w:szCs w:val="20"/>
+        </w:rPr>
+        <w:t>configure terminal</w:t>
+      </w:r>
+    </w:p>
+    <w:p>
+      <w:pPr>
+        <w:rPr>
+          <w:sz w:val="20"/>
+          <w:szCs w:val="20"/>
+        </w:rPr>
+      </w:pPr>
+      <w:r>
+        <w:rPr>
+          <w:sz w:val="20"/>
+          <w:szCs w:val="20"/>
+        </w:rPr>
+        <w:t>hostname SW2</w:t>
+      </w:r>
+    </w:p>
+    <w:p>
+      <w:pPr>
+        <w:rPr>
+          <w:sz w:val="20"/>
+          <w:szCs w:val="20"/>
+        </w:rPr>
+      </w:pPr>
+    </w:p>
+    <w:p>
+      <w:pPr>
+        <w:rPr>
+          <w:b/>
+          <w:bCs/>
+          <w:sz w:val="20"/>
+          <w:szCs w:val="20"/>
+        </w:rPr>
+      </w:pPr>
+      <w:r>
+        <w:rPr>
+          <w:b/>
+          <w:bCs/>
+          <w:sz w:val="20"/>
+          <w:szCs w:val="20"/>
+        </w:rPr>
+        <w:t>Create VLANs</w:t>
+      </w:r>
+    </w:p>
+    <w:p>
+      <w:pPr>
+        <w:rPr>
+          <w:sz w:val="20"/>
+          <w:szCs w:val="20"/>
+        </w:rPr>
+      </w:pPr>
+      <w:r>
+        <w:rPr>
+          <w:sz w:val="20"/>
+          <w:szCs w:val="20"/>
+        </w:rPr>
+        <w:t>vlan 10</w:t>
+      </w:r>
+    </w:p>
+    <w:p>
+      <w:pPr>
+        <w:rPr>
+          <w:sz w:val="20"/>
+          <w:szCs w:val="20"/>
+        </w:rPr>
+      </w:pPr>
+      <w:r>
+        <w:rPr>
+          <w:sz w:val="20"/>
+          <w:szCs w:val="20"/>
+        </w:rPr>
+        <w:t> name Administration</w:t>
+      </w:r>
+    </w:p>
+    <w:p>
+      <w:pPr>
+        <w:rPr>
+          <w:sz w:val="20"/>
+          <w:szCs w:val="20"/>
+        </w:rPr>
+      </w:pPr>
+      <w:r>
+        <w:rPr>
+          <w:sz w:val="20"/>
+          <w:szCs w:val="20"/>
+        </w:rPr>
+        <w:t>vlan 20</w:t>
+      </w:r>
+    </w:p>
+    <w:p>
+      <w:pPr>
+        <w:rPr>
+          <w:sz w:val="20"/>
+          <w:szCs w:val="20"/>
+        </w:rPr>
+      </w:pPr>
+      <w:r>
+        <w:rPr>
+          <w:sz w:val="20"/>
+          <w:szCs w:val="20"/>
+        </w:rPr>
+        <w:t> name Production</w:t>
+      </w:r>
+    </w:p>
+    <w:p>
+      <w:pPr>
+        <w:rPr>
+          <w:sz w:val="20"/>
+          <w:szCs w:val="20"/>
+        </w:rPr>
+      </w:pPr>
+      <w:r>
+        <w:rPr>
+          <w:sz w:val="20"/>
+          <w:szCs w:val="20"/>
+        </w:rPr>
+        <w:t>vlan 30</w:t>
+      </w:r>
+    </w:p>
+    <w:p>
+      <w:pPr>
+        <w:rPr>
+          <w:sz w:val="20"/>
+          <w:szCs w:val="20"/>
+        </w:rPr>
+      </w:pPr>
+      <w:r>
+        <w:rPr>
+          <w:sz w:val="20"/>
+          <w:szCs w:val="20"/>
+        </w:rPr>
+        <w:t> name Warehouse</w:t>
+      </w:r>
+    </w:p>
+    <w:p>
+      <w:pPr>
+        <w:rPr>
+          <w:sz w:val="20"/>
+          <w:szCs w:val="20"/>
+        </w:rPr>
+      </w:pPr>
+      <w:r>
+        <w:rPr>
+          <w:sz w:val="20"/>
+          <w:szCs w:val="20"/>
+        </w:rPr>
+        <w:t>vlan 40</w:t>
+      </w:r>
+    </w:p>
+    <w:p>
+      <w:pPr>
+        <w:rPr>
+          <w:sz w:val="20"/>
+          <w:szCs w:val="20"/>
+        </w:rPr>
+      </w:pPr>
+      <w:r>
+        <w:rPr>
+          <w:sz w:val="20"/>
+          <w:szCs w:val="20"/>
+        </w:rPr>
+        <w:t> name Servers_Future</w:t>
+      </w:r>
+    </w:p>
+    <w:p>
+      <w:pPr>
+        <w:rPr>
+          <w:sz w:val="20"/>
+          <w:szCs w:val="20"/>
+        </w:rPr>
+      </w:pPr>
+      <w:r>
+        <w:rPr>
+          <w:sz w:val="20"/>
+          <w:szCs w:val="20"/>
+        </w:rPr>
+        <w:t>vlan 99</w:t>
+      </w:r>
+    </w:p>
+    <w:p>
+      <w:pPr>
+        <w:rPr>
+          <w:sz w:val="20"/>
+          <w:szCs w:val="20"/>
+        </w:rPr>
+      </w:pPr>
+      <w:r>
+        <w:rPr>
+          <w:sz w:val="20"/>
+          <w:szCs w:val="20"/>
+        </w:rPr>
+        <w:t> name Management</w:t>
+      </w:r>
+    </w:p>
+    <w:p>
+      <w:pPr>
+        <w:rPr>
+          <w:sz w:val="20"/>
+          <w:szCs w:val="20"/>
+        </w:rPr>
+      </w:pPr>
+      <w:r>
+        <w:rPr>
+          <w:sz w:val="20"/>
+          <w:szCs w:val="20"/>
+        </w:rPr>
+        <w:t>exit</w:t>
+      </w:r>
+    </w:p>
+    <w:p>
+      <w:pPr>
+        <w:rPr>
+          <w:b/>
+          <w:bCs/>
+          <w:sz w:val="20"/>
+          <w:szCs w:val="20"/>
+        </w:rPr>
+      </w:pPr>
+      <w:r>
+        <w:rPr>
+          <w:b/>
+          <w:bCs/>
+          <w:sz w:val="20"/>
+          <w:szCs w:val="20"/>
+        </w:rPr>
+        <w:t>Access ports</w:t>
+      </w:r>
+    </w:p>
+    <w:p>
+      <w:pPr>
+        <w:rPr>
+          <w:sz w:val="20"/>
+          <w:szCs w:val="20"/>
+        </w:rPr>
+      </w:pPr>
+      <w:r>
+        <w:rPr>
+          <w:sz w:val="20"/>
+          <w:szCs w:val="20"/>
+        </w:rPr>
+        <w:t>interface FastEthernet0/1</w:t>
+      </w:r>
+    </w:p>
+    <w:p>
+      <w:pPr>
+        <w:rPr>
+          <w:sz w:val="20"/>
+          <w:szCs w:val="20"/>
+        </w:rPr>
+      </w:pPr>
+      <w:r>
+        <w:rPr>
+          <w:sz w:val="20"/>
+          <w:szCs w:val="20"/>
+        </w:rPr>
+        <w:t> switchport mode access</w:t>
+      </w:r>
+    </w:p>
+    <w:p>
+      <w:pPr>
+        <w:rPr>
+          <w:sz w:val="20"/>
+          <w:szCs w:val="20"/>
+        </w:rPr>
+      </w:pPr>
+      <w:r>
+        <w:rPr>
+          <w:sz w:val="20"/>
+          <w:szCs w:val="20"/>
+        </w:rPr>
+        <w:lastRenderedPageBreak/>
+        <w:t> switchport access vlan 10</w:t>
+      </w:r>
+    </w:p>
+    <w:p>
+      <w:pPr>
+        <w:rPr>
+          <w:sz w:val="20"/>
+          <w:szCs w:val="20"/>
+        </w:rPr>
+      </w:pPr>
+      <w:r>
+        <w:rPr>
+          <w:sz w:val="20"/>
+          <w:szCs w:val="20"/>
+        </w:rPr>
+        <w:t> spanning-tree portfast</w:t>
+      </w:r>
+    </w:p>
+    <w:p>
+      <w:pPr>
+        <w:rPr>
+          <w:sz w:val="20"/>
+          <w:szCs w:val="20"/>
+        </w:rPr>
+      </w:pPr>
+      <w:r>
+        <w:rPr>
+          <w:sz w:val="20"/>
+          <w:szCs w:val="20"/>
+        </w:rPr>
+        <w:t> no shutdown</w:t>
+      </w:r>
+    </w:p>
+    <w:p>
+      <w:pPr>
+        <w:rPr>
+          <w:sz w:val="20"/>
+          <w:szCs w:val="20"/>
+        </w:rPr>
+      </w:pPr>
+      <w:r>
+        <w:rPr>
+          <w:sz w:val="20"/>
+          <w:szCs w:val="20"/>
+        </w:rPr>
+        <w:t>exit</w:t>
+      </w:r>
+    </w:p>
+    <w:p>
+      <w:pPr>
+        <w:rPr>
+          <w:sz w:val="20"/>
+          <w:szCs w:val="20"/>
+        </w:rPr>
+      </w:pPr>
+    </w:p>
+    <w:p>
+      <w:pPr>
+        <w:rPr>
+          <w:sz w:val="20"/>
+          <w:szCs w:val="20"/>
+        </w:rPr>
+      </w:pPr>
+      <w:r>
+        <w:rPr>
+          <w:sz w:val="20"/>
+          <w:szCs w:val="20"/>
+        </w:rPr>
+        <w:t>interface range FastEthernet0/2, FastEthernet0/6</w:t>
+      </w:r>
+    </w:p>
+    <w:p>
+      <w:pPr>
+        <w:rPr>
+          <w:sz w:val="20"/>
+          <w:szCs w:val="20"/>
+        </w:rPr>
+      </w:pPr>
+      <w:r>
+        <w:rPr>
+          <w:sz w:val="20"/>
+          <w:szCs w:val="20"/>
+        </w:rPr>
+        <w:t> switchport mode access</w:t>
+      </w:r>
+    </w:p>
+    <w:p>
+      <w:pPr>
+        <w:rPr>
+          <w:sz w:val="20"/>
+          <w:szCs w:val="20"/>
+        </w:rPr>
+      </w:pPr>
+      <w:r>
+        <w:rPr>
+          <w:sz w:val="20"/>
+          <w:szCs w:val="20"/>
+        </w:rPr>
+        <w:t> switchport access vlan 20</w:t>
+      </w:r>
+    </w:p>
+    <w:p>
+      <w:pPr>
+        <w:rPr>
+          <w:sz w:val="20"/>
+          <w:szCs w:val="20"/>
+        </w:rPr>
+      </w:pPr>
+      <w:r>
+        <w:rPr>
+          <w:sz w:val="20"/>
+          <w:szCs w:val="20"/>
+        </w:rPr>
+        <w:t> spanning-tree portfast</w:t>
+      </w:r>
+    </w:p>
+    <w:p>
+      <w:pPr>
+        <w:rPr>
+          <w:sz w:val="20"/>
+          <w:szCs w:val="20"/>
+        </w:rPr>
+      </w:pPr>
+      <w:r>
+        <w:rPr>
+          <w:sz w:val="20"/>
+          <w:szCs w:val="20"/>
+        </w:rPr>
+        <w:t> no shutdown</w:t>
+      </w:r>
+    </w:p>
+    <w:p>
+      <w:pPr>
+        <w:rPr>
+          <w:sz w:val="20"/>
+          <w:szCs w:val="20"/>
+        </w:rPr>
+      </w:pPr>
+      <w:r>
+        <w:rPr>
+          <w:sz w:val="20"/>
+          <w:szCs w:val="20"/>
+        </w:rPr>
+        <w:t>exit</w:t>
+      </w:r>
+    </w:p>
+    <w:p>
+      <w:pPr>
+        <w:rPr>
+          <w:sz w:val="20"/>
+          <w:szCs w:val="20"/>
+        </w:rPr>
+      </w:pPr>
+    </w:p>
+    <w:p>
+      <w:pPr>
+        <w:rPr>
+          <w:sz w:val="20"/>
+          <w:szCs w:val="20"/>
+        </w:rPr>
+      </w:pPr>
+      <w:r>
+        <w:rPr>
+          <w:sz w:val="20"/>
+          <w:szCs w:val="20"/>
+        </w:rPr>
+        <w:t>interface FastEthernet0/3</w:t>
+      </w:r>
+    </w:p>
+    <w:p>
+      <w:pPr>
+        <w:rPr>
+          <w:sz w:val="20"/>
+          <w:szCs w:val="20"/>
+        </w:rPr>
+      </w:pPr>
+      <w:r>
+        <w:rPr>
+          <w:sz w:val="20"/>
+          <w:szCs w:val="20"/>
+        </w:rPr>
+        <w:t> switchport mode access</w:t>
+      </w:r>
+    </w:p>
+    <w:p>
+      <w:pPr>
+        <w:rPr>
+          <w:sz w:val="20"/>
+          <w:szCs w:val="20"/>
+        </w:rPr>
+      </w:pPr>
+      <w:r>
+        <w:rPr>
+          <w:sz w:val="20"/>
+          <w:szCs w:val="20"/>
+        </w:rPr>
+        <w:t> switchport access vlan 30</w:t>
+      </w:r>
+    </w:p>
+    <w:p>
+      <w:pPr>
+        <w:rPr>
+          <w:sz w:val="20"/>
+          <w:szCs w:val="20"/>
+        </w:rPr>
+      </w:pPr>
+      <w:r>
+        <w:rPr>
+          <w:sz w:val="20"/>
+          <w:szCs w:val="20"/>
+        </w:rPr>
+        <w:t> spanning-tree portfast</w:t>
+      </w:r>
+    </w:p>
+    <w:p>
+      <w:pPr>
+        <w:rPr>
+          <w:sz w:val="20"/>
+          <w:szCs w:val="20"/>
+        </w:rPr>
+      </w:pPr>
+      <w:r>
+        <w:rPr>
+          <w:sz w:val="20"/>
+          <w:szCs w:val="20"/>
+        </w:rPr>
+        <w:t> no shutdown</w:t>
+      </w:r>
+    </w:p>
+    <w:p>
+      <w:pPr>
+        <w:rPr>
+          <w:sz w:val="20"/>
+          <w:szCs w:val="20"/>
+        </w:rPr>
+      </w:pPr>
+      <w:r>
+        <w:rPr>
+          <w:sz w:val="20"/>
+          <w:szCs w:val="20"/>
+        </w:rPr>
+        <w:t>exit</w:t>
+      </w:r>
+    </w:p>
+    <w:p>
+      <w:pPr>
+        <w:rPr>
+          <w:sz w:val="20"/>
+          <w:szCs w:val="20"/>
+        </w:rPr>
+      </w:pPr>
+    </w:p>
+    <w:p>
+      <w:pPr>
+        <w:rPr>
+          <w:b/>
+          <w:bCs/>
+          <w:sz w:val="20"/>
+          <w:szCs w:val="20"/>
+        </w:rPr>
+      </w:pPr>
+      <w:r>
+        <w:rPr>
+          <w:b/>
+          <w:bCs/>
+          <w:sz w:val="20"/>
+          <w:szCs w:val="20"/>
+        </w:rPr>
+        <w:t>EtherChannel (LACP active/active) to SW1</w:t>
+      </w:r>
+    </w:p>
+    <w:p>
+      <w:pPr>
+        <w:rPr>
+          <w:sz w:val="20"/>
+          <w:szCs w:val="20"/>
+        </w:rPr>
+      </w:pPr>
+      <w:r>
+        <w:rPr>
+          <w:sz w:val="20"/>
+          <w:szCs w:val="20"/>
+        </w:rPr>
+        <w:t>interface range GigabitEthernet0/1-2</w:t>
+      </w:r>
+    </w:p>
+    <w:p>
+      <w:pPr>
+        <w:rPr>
+          <w:sz w:val="20"/>
+          <w:szCs w:val="20"/>
+        </w:rPr>
+      </w:pPr>
+      <w:r>
+        <w:rPr>
+          <w:sz w:val="20"/>
+          <w:szCs w:val="20"/>
+        </w:rPr>
+        <w:t> channel-group 1 mode active</w:t>
+      </w:r>
+    </w:p>
+    <w:p>
+      <w:pPr>
+        <w:rPr>
+          <w:sz w:val="20"/>
+          <w:szCs w:val="20"/>
+        </w:rPr>
+      </w:pPr>
+      <w:r>
+        <w:rPr>
+          <w:sz w:val="20"/>
+          <w:szCs w:val="20"/>
+        </w:rPr>
+        <w:t> no shutdown</w:t>
+      </w:r>
+    </w:p>
+    <w:p>
+      <w:pPr>
+        <w:rPr>
+          <w:sz w:val="20"/>
+          <w:szCs w:val="20"/>
+        </w:rPr>
+      </w:pPr>
+      <w:r>
+        <w:rPr>
+          <w:sz w:val="20"/>
+          <w:szCs w:val="20"/>
+        </w:rPr>
+        <w:t>exit</w:t>
+      </w:r>
+    </w:p>
+    <w:p>
+      <w:pPr>
+        <w:rPr>
+          <w:sz w:val="20"/>
+          <w:szCs w:val="20"/>
+        </w:rPr>
+      </w:pPr>
+    </w:p>
+    <w:p>
+      <w:pPr>
+        <w:rPr>
+          <w:sz w:val="20"/>
+          <w:szCs w:val="20"/>
+        </w:rPr>
+      </w:pPr>
+      <w:r>
+        <w:rPr>
+          <w:sz w:val="20"/>
+          <w:szCs w:val="20"/>
+        </w:rPr>
+        <w:t>interface Port-channel1</w:t>
+      </w:r>
+    </w:p>
+    <w:p>
+      <w:pPr>
+        <w:rPr>
+          <w:sz w:val="20"/>
+          <w:szCs w:val="20"/>
+        </w:rPr>
+      </w:pPr>
+      <w:r>
+        <w:rPr>
+          <w:sz w:val="20"/>
+          <w:szCs w:val="20"/>
+        </w:rPr>
+        <w:t> switchport mode trunk</w:t>
+      </w:r>
+    </w:p>
+    <w:p>
+      <w:pPr>
+        <w:rPr>
+          <w:sz w:val="20"/>
+          <w:szCs w:val="20"/>
+        </w:rPr>
+      </w:pPr>
+      <w:r>
+        <w:rPr>
+          <w:sz w:val="20"/>
+          <w:szCs w:val="20"/>
+        </w:rPr>
+        <w:t> switchport trunk allowed vlan 10,20,30,40,99</w:t>
+      </w:r>
+    </w:p>
+    <w:p>
+      <w:pPr>
+        <w:rPr>
+          <w:sz w:val="20"/>
+          <w:szCs w:val="20"/>
+        </w:rPr>
+      </w:pPr>
+      <w:r>
+        <w:rPr>
+          <w:sz w:val="20"/>
+          <w:szCs w:val="20"/>
+        </w:rPr>
+        <w:t>exit</w:t>
+      </w:r>
+    </w:p>
+    <w:p>
+      <w:pPr>
+        <w:rPr>
+          <w:sz w:val="20"/>
+          <w:szCs w:val="20"/>
+        </w:rPr>
+      </w:pPr>
+    </w:p>
+    <w:p>
+      <w:pPr>
+        <w:rPr>
+          <w:b/>
+          <w:bCs/>
+          <w:sz w:val="20"/>
+          <w:szCs w:val="20"/>
+        </w:rPr>
+      </w:pPr>
+      <w:r>
+        <w:rPr>
+          <w:b/>
+          <w:bCs/>
+          <w:sz w:val="20"/>
+          <w:szCs w:val="20"/>
+        </w:rPr>
+        <w:t>Management SVI (for remote switch management via VLAN 99)</w:t>
+      </w:r>
+    </w:p>
+    <w:p>
+      <w:pPr>
+        <w:rPr>
+          <w:sz w:val="20"/>
+          <w:szCs w:val="20"/>
+        </w:rPr>
+      </w:pPr>
+      <w:r>
+        <w:rPr>
+          <w:sz w:val="20"/>
+          <w:szCs w:val="20"/>
+        </w:rPr>
+        <w:t>interface vlan 99</w:t>
+      </w:r>
+    </w:p>
+    <w:p>
+      <w:pPr>
+        <w:rPr>
+          <w:sz w:val="20"/>
+          <w:szCs w:val="20"/>
+        </w:rPr>
+      </w:pPr>
+      <w:r>
+        <w:rPr>
+          <w:sz w:val="20"/>
+          <w:szCs w:val="20"/>
+        </w:rPr>
+        <w:t> ip address 172.30.18.226 255.255.255.224</w:t>
+      </w:r>
+    </w:p>
+    <w:p>
+      <w:pPr>
+        <w:rPr>
+          <w:sz w:val="20"/>
+          <w:szCs w:val="20"/>
+        </w:rPr>
+      </w:pPr>
+      <w:r>
+        <w:rPr>
+          <w:sz w:val="20"/>
+          <w:szCs w:val="20"/>
+        </w:rPr>
+        <w:t> no shutdown</w:t>
+      </w:r>
+    </w:p>
+    <w:p>
+      <w:pPr>
+        <w:rPr>
+          <w:sz w:val="20"/>
+          <w:szCs w:val="20"/>
+        </w:rPr>
+      </w:pPr>
+      <w:r>
+        <w:rPr>
+          <w:sz w:val="20"/>
+          <w:szCs w:val="20"/>
+        </w:rPr>
+        <w:t>exit</w:t>
+      </w:r>
+    </w:p>
+    <w:p>
+      <w:pPr>
+        <w:rPr>
+          <w:sz w:val="20"/>
+          <w:szCs w:val="20"/>
+        </w:rPr>
+      </w:pPr>
+      <w:r>
+        <w:rPr>
+          <w:sz w:val="20"/>
+          <w:szCs w:val="20"/>
+        </w:rPr>
+        <w:t>ip default-gateway 172.30.18.225</w:t>
+      </w:r>
+    </w:p>
+    <w:p>
+      <w:pPr>
+        <w:rPr>
+          <w:sz w:val="20"/>
+          <w:szCs w:val="20"/>
+        </w:rPr>
+      </w:pPr>
+    </w:p>
+    <w:p>
+      <w:pPr>
+        <w:rPr>
+          <w:b/>
+          <w:bCs/>
+          <w:sz w:val="20"/>
+          <w:szCs w:val="20"/>
+        </w:rPr>
+      </w:pPr>
+      <w:r>
+        <w:rPr>
+          <w:b/>
+          <w:bCs/>
+          <w:sz w:val="20"/>
+          <w:szCs w:val="20"/>
+        </w:rPr>
+        <w:t>Harden unused ports</w:t>
+      </w:r>
+    </w:p>
+    <w:p>
+      <w:pPr>
+        <w:rPr>
+          <w:sz w:val="20"/>
+          <w:szCs w:val="20"/>
+        </w:rPr>
+      </w:pPr>
+      <w:r>
+        <w:rPr>
+          <w:sz w:val="20"/>
+          <w:szCs w:val="20"/>
+        </w:rPr>
+        <w:t>interface range FastEthernet0/4, FastEthernet0/5, FastEthernet0/7-24</w:t>
+      </w:r>
+    </w:p>
+    <w:p>
+      <w:pPr>
+        <w:rPr>
+          <w:sz w:val="20"/>
+          <w:szCs w:val="20"/>
+        </w:rPr>
+      </w:pPr>
+      <w:r>
+        <w:rPr>
+          <w:sz w:val="20"/>
+          <w:szCs w:val="20"/>
+        </w:rPr>
+        <w:t> shutdown</w:t>
+      </w:r>
+    </w:p>
+    <w:p>
+      <w:pPr>
+        <w:rPr>
+          <w:sz w:val="20"/>
+          <w:szCs w:val="20"/>
+        </w:rPr>
+      </w:pPr>
+      <w:r>
+        <w:rPr>
+          <w:sz w:val="20"/>
+          <w:szCs w:val="20"/>
+        </w:rPr>
+        <w:t>exit</w:t>
+      </w:r>
+    </w:p>
+    <w:p>
+      <w:pPr>
+        <w:rPr>
+          <w:sz w:val="20"/>
+          <w:szCs w:val="20"/>
+        </w:rPr>
+      </w:pPr>
+    </w:p>
+    <w:p>
+      <w:pPr>
+        <w:rPr>
+          <w:sz w:val="20"/>
+          <w:szCs w:val="20"/>
+        </w:rPr>
+      </w:pPr>
+      <w:r>
+        <w:rPr>
+          <w:sz w:val="20"/>
+          <w:szCs w:val="20"/>
+        </w:rPr>
+        <w:t>end</w:t>
+      </w:r>
+    </w:p>
+    <w:p>
+      <w:pPr>
+        <w:rPr>
+          <w:b/>
+          <w:bCs/>
+          <w:sz w:val="20"/>
+          <w:szCs w:val="20"/>
+        </w:rPr>
+      </w:pPr>
+    </w:p>
+    <w:p>
+      <w:pPr>
+        <w:rPr>
+          <w:b/>
+          <w:bCs/>
+          <w:sz w:val="20"/>
+          <w:szCs w:val="20"/>
+        </w:rPr>
+      </w:pPr>
+      <w:r>
+        <w:rPr>
+          <w:b/>
+          <w:bCs/>
+          <w:sz w:val="20"/>
+          <w:szCs w:val="20"/>
+        </w:rPr>
+        <w:t>2 SW 1- Central Hub</w:t>
+      </w:r>
+    </w:p>
+    <w:p>
+      <w:pPr>
+        <w:rPr>
+          <w:sz w:val="20"/>
+          <w:szCs w:val="20"/>
+        </w:rPr>
+      </w:pPr>
+      <w:r>
+        <w:rPr>
+          <w:sz w:val="20"/>
+          <w:szCs w:val="20"/>
+        </w:rPr>
+        <w:t>enable</w:t>
+      </w:r>
+    </w:p>
+    <w:p>
+      <w:pPr>
+        <w:rPr>
+          <w:sz w:val="20"/>
+          <w:szCs w:val="20"/>
+        </w:rPr>
+      </w:pPr>
+      <w:r>
+        <w:rPr>
+          <w:sz w:val="20"/>
+          <w:szCs w:val="20"/>
+        </w:rPr>
+        <w:t>configure terminal</w:t>
+      </w:r>
+    </w:p>
+    <w:p>
+      <w:pPr>
+        <w:rPr>
+          <w:sz w:val="20"/>
+          <w:szCs w:val="20"/>
+        </w:rPr>
+      </w:pPr>
+      <w:r>
+        <w:rPr>
+          <w:sz w:val="20"/>
+          <w:szCs w:val="20"/>
+        </w:rPr>
+        <w:t>hostname SW1</w:t>
+      </w:r>
+    </w:p>
+    <w:p>
+      <w:pPr>
+        <w:rPr>
+          <w:sz w:val="20"/>
+          <w:szCs w:val="20"/>
+        </w:rPr>
+      </w:pPr>
+    </w:p>
+    <w:p>
+      <w:pPr>
+        <w:rPr>
+          <w:sz w:val="20"/>
+          <w:szCs w:val="20"/>
+        </w:rPr>
+      </w:pPr>
+      <w:r>
+        <w:rPr>
+          <w:sz w:val="20"/>
+          <w:szCs w:val="20"/>
+        </w:rPr>
+        <w:t>vlan 10</w:t>
+      </w:r>
+    </w:p>
+    <w:p>
+      <w:pPr>
+        <w:rPr>
+          <w:sz w:val="20"/>
+          <w:szCs w:val="20"/>
+        </w:rPr>
+      </w:pPr>
+      <w:r>
+        <w:rPr>
+          <w:sz w:val="20"/>
+          <w:szCs w:val="20"/>
+        </w:rPr>
+        <w:t> name Administration</w:t>
+      </w:r>
+    </w:p>
+    <w:p>
+      <w:pPr>
+        <w:rPr>
+          <w:sz w:val="20"/>
+          <w:szCs w:val="20"/>
+        </w:rPr>
+      </w:pPr>
+      <w:r>
+        <w:rPr>
+          <w:sz w:val="20"/>
+          <w:szCs w:val="20"/>
+        </w:rPr>
+        <w:t>vlan 20</w:t>
+      </w:r>
+    </w:p>
+    <w:p>
+      <w:pPr>
+        <w:rPr>
+          <w:sz w:val="20"/>
+          <w:szCs w:val="20"/>
+        </w:rPr>
+      </w:pPr>
+      <w:r>
+        <w:rPr>
+          <w:sz w:val="20"/>
+          <w:szCs w:val="20"/>
+        </w:rPr>
+        <w:t> name Production</w:t>
+      </w:r>
+    </w:p>
+    <w:p>
+      <w:pPr>
+        <w:rPr>
+          <w:sz w:val="20"/>
+          <w:szCs w:val="20"/>
+        </w:rPr>
+      </w:pPr>
+      <w:r>
+        <w:rPr>
+          <w:sz w:val="20"/>
+          <w:szCs w:val="20"/>
+        </w:rPr>
+        <w:t>vlan 30</w:t>
+      </w:r>
+    </w:p>
+    <w:p>
+      <w:pPr>
+        <w:rPr>
+          <w:sz w:val="20"/>
+          <w:szCs w:val="20"/>
+        </w:rPr>
+      </w:pPr>
+      <w:r>
+        <w:rPr>
+          <w:sz w:val="20"/>
+          <w:szCs w:val="20"/>
+        </w:rPr>
+        <w:t> name Warehouse</w:t>
+      </w:r>
+    </w:p>
+    <w:p>
+      <w:pPr>
+        <w:rPr>
+          <w:sz w:val="20"/>
+          <w:szCs w:val="20"/>
+        </w:rPr>
+      </w:pPr>
+      <w:r>
+        <w:rPr>
+          <w:sz w:val="20"/>
+          <w:szCs w:val="20"/>
+        </w:rPr>
+        <w:t>vlan 40</w:t>
+      </w:r>
+    </w:p>
+    <w:p>
+      <w:pPr>
+        <w:rPr>
+          <w:sz w:val="20"/>
+          <w:szCs w:val="20"/>
+        </w:rPr>
+      </w:pPr>
+      <w:r>
+        <w:rPr>
+          <w:sz w:val="20"/>
+          <w:szCs w:val="20"/>
+        </w:rPr>
+        <w:t> name Servers_Future</w:t>
+      </w:r>
+    </w:p>
+    <w:p>
+      <w:pPr>
+        <w:rPr>
+          <w:sz w:val="20"/>
+          <w:szCs w:val="20"/>
+        </w:rPr>
+      </w:pPr>
+      <w:r>
+        <w:rPr>
+          <w:sz w:val="20"/>
+          <w:szCs w:val="20"/>
+        </w:rPr>
+        <w:t>vlan 99</w:t>
+      </w:r>
+    </w:p>
+    <w:p>
+      <w:pPr>
+        <w:rPr>
+          <w:sz w:val="20"/>
+          <w:szCs w:val="20"/>
+        </w:rPr>
+      </w:pPr>
+      <w:r>
+        <w:rPr>
+          <w:sz w:val="20"/>
+          <w:szCs w:val="20"/>
+        </w:rPr>
+        <w:lastRenderedPageBreak/>
+        <w:t> name Management</w:t>
+      </w:r>
+    </w:p>
+    <w:p>
+      <w:pPr>
+        <w:rPr>
+          <w:sz w:val="20"/>
+          <w:szCs w:val="20"/>
+        </w:rPr>
+      </w:pPr>
+      <w:r>
+        <w:rPr>
+          <w:sz w:val="20"/>
+          <w:szCs w:val="20"/>
+        </w:rPr>
+        <w:t>exit</w:t>
+      </w:r>
+    </w:p>
+    <w:p>
+      <w:pPr>
+        <w:rPr>
+          <w:sz w:val="20"/>
+          <w:szCs w:val="20"/>
+        </w:rPr>
+      </w:pPr>
+    </w:p>
+    <w:p>
+      <w:pPr>
+        <w:rPr>
+          <w:b/>
+          <w:bCs/>
+          <w:sz w:val="20"/>
+          <w:szCs w:val="20"/>
+        </w:rPr>
+      </w:pPr>
+      <w:r>
+        <w:rPr>
+          <w:b/>
+          <w:bCs/>
+          <w:sz w:val="20"/>
+          <w:szCs w:val="20"/>
+        </w:rPr>
+        <w:t>EtherChannel (LACP active/active) to SW2</w:t>
+      </w:r>
+    </w:p>
+    <w:p>
+      <w:pPr>
+        <w:rPr>
+          <w:sz w:val="20"/>
+          <w:szCs w:val="20"/>
+        </w:rPr>
+      </w:pPr>
+      <w:r>
+        <w:rPr>
+          <w:sz w:val="20"/>
+          <w:szCs w:val="20"/>
+        </w:rPr>
+        <w:t>interface range GigabitEthernet0/1-2</w:t>
+      </w:r>
+    </w:p>
+    <w:p>
+      <w:pPr>
+        <w:rPr>
+          <w:sz w:val="20"/>
+          <w:szCs w:val="20"/>
+        </w:rPr>
+      </w:pPr>
+      <w:r>
+        <w:rPr>
+          <w:sz w:val="20"/>
+          <w:szCs w:val="20"/>
+        </w:rPr>
+        <w:t> channel-group 1 mode active</w:t>
+      </w:r>
+    </w:p>
+    <w:p>
+      <w:pPr>
+        <w:rPr>
+          <w:sz w:val="20"/>
+          <w:szCs w:val="20"/>
+        </w:rPr>
+      </w:pPr>
+      <w:r>
+        <w:rPr>
+          <w:sz w:val="20"/>
+          <w:szCs w:val="20"/>
+        </w:rPr>
+        <w:t> no shutdown</w:t>
+      </w:r>
+    </w:p>
+    <w:p>
+      <w:pPr>
+        <w:rPr>
+          <w:sz w:val="20"/>
+          <w:szCs w:val="20"/>
+        </w:rPr>
+      </w:pPr>
+      <w:r>
+        <w:rPr>
+          <w:sz w:val="20"/>
+          <w:szCs w:val="20"/>
+        </w:rPr>
+        <w:t>exit</w:t>
+      </w:r>
+    </w:p>
+    <w:p>
+      <w:pPr>
+        <w:rPr>
+          <w:sz w:val="20"/>
+          <w:szCs w:val="20"/>
+        </w:rPr>
+      </w:pPr>
+    </w:p>
+    <w:p>
+      <w:pPr>
+        <w:rPr>
+          <w:sz w:val="20"/>
+          <w:szCs w:val="20"/>
+        </w:rPr>
+      </w:pPr>
+      <w:r>
+        <w:rPr>
+          <w:sz w:val="20"/>
+          <w:szCs w:val="20"/>
+        </w:rPr>
+        <w:t>interface Port-channel1</w:t>
+      </w:r>
+    </w:p>
+    <w:p>
+      <w:pPr>
+        <w:rPr>
+          <w:sz w:val="20"/>
+          <w:szCs w:val="20"/>
+        </w:rPr>
+      </w:pPr>
+      <w:r>
+        <w:rPr>
+          <w:sz w:val="20"/>
+          <w:szCs w:val="20"/>
+        </w:rPr>
+        <w:t> switchport mode trunk</w:t>
+      </w:r>
+    </w:p>
+    <w:p>
+      <w:pPr>
+        <w:rPr>
+          <w:sz w:val="20"/>
+          <w:szCs w:val="20"/>
+        </w:rPr>
+      </w:pPr>
+      <w:r>
+        <w:rPr>
+          <w:sz w:val="20"/>
+          <w:szCs w:val="20"/>
+        </w:rPr>
+        <w:t> switchport trunk allowed vlan 10,20,30,40,99</w:t>
+      </w:r>
+    </w:p>
+    <w:p>
+      <w:pPr>
+        <w:rPr>
+          <w:sz w:val="20"/>
+          <w:szCs w:val="20"/>
+        </w:rPr>
+      </w:pPr>
+      <w:r>
+        <w:rPr>
+          <w:sz w:val="20"/>
+          <w:szCs w:val="20"/>
+        </w:rPr>
+        <w:t>exit</w:t>
+      </w:r>
+    </w:p>
+    <w:p>
+      <w:pPr>
+        <w:rPr>
+          <w:sz w:val="20"/>
+          <w:szCs w:val="20"/>
+        </w:rPr>
+      </w:pPr>
+    </w:p>
+    <w:p>
+      <w:pPr>
+        <w:rPr>
+          <w:b/>
+          <w:bCs/>
+          <w:sz w:val="20"/>
+          <w:szCs w:val="20"/>
+        </w:rPr>
+      </w:pPr>
+      <w:r>
+        <w:rPr>
+          <w:b/>
+          <w:bCs/>
+          <w:sz w:val="20"/>
+          <w:szCs w:val="20"/>
+        </w:rPr>
+        <w:t>T</w:t>
+      </w:r>
+      <w:r>
+        <w:rPr>
+          <w:b/>
+          <w:bCs/>
+          <w:sz w:val="20"/>
+          <w:szCs w:val="20"/>
+        </w:rPr>
+        <w:t>runk to R1 (adjust interface number to match topology)</w:t>
+      </w:r>
+    </w:p>
+    <w:p>
+      <w:pPr>
+        <w:rPr>
+          <w:sz w:val="20"/>
+          <w:szCs w:val="20"/>
+        </w:rPr>
+      </w:pPr>
+      <w:r>
+        <w:rPr>
+          <w:sz w:val="20"/>
+          <w:szCs w:val="20"/>
+        </w:rPr>
+        <w:t>interface GigabitEthernet0/3</w:t>
+      </w:r>
+    </w:p>
+    <w:p>
+      <w:pPr>
+        <w:rPr>
+          <w:sz w:val="20"/>
+          <w:szCs w:val="20"/>
+        </w:rPr>
+      </w:pPr>
+      <w:r>
+        <w:rPr>
+          <w:sz w:val="20"/>
+          <w:szCs w:val="20"/>
+        </w:rPr>
+        <w:t> switchport mode trunk</w:t>
+      </w:r>
+    </w:p>
+    <w:p>
+      <w:pPr>
+        <w:rPr>
+          <w:sz w:val="20"/>
+          <w:szCs w:val="20"/>
+        </w:rPr>
+      </w:pPr>
+      <w:r>
+        <w:rPr>
+          <w:sz w:val="20"/>
+          <w:szCs w:val="20"/>
+        </w:rPr>
+        <w:t> switchport trunk allowed vlan 10,20,30,40,99</w:t>
+      </w:r>
+    </w:p>
+    <w:p>
+      <w:pPr>
+        <w:rPr>
+          <w:sz w:val="20"/>
+          <w:szCs w:val="20"/>
+        </w:rPr>
+      </w:pPr>
+      <w:r>
+        <w:rPr>
+          <w:sz w:val="20"/>
+          <w:szCs w:val="20"/>
+        </w:rPr>
+        <w:t> no shutdown</w:t>
+      </w:r>
+    </w:p>
+    <w:p>
+      <w:pPr>
+        <w:rPr>
+          <w:sz w:val="20"/>
+          <w:szCs w:val="20"/>
+        </w:rPr>
+      </w:pPr>
+      <w:r>
+        <w:rPr>
+          <w:sz w:val="20"/>
+          <w:szCs w:val="20"/>
+        </w:rPr>
+        <w:t>exit</w:t>
+      </w:r>
+    </w:p>
+    <w:p>
+      <w:pPr>
+        <w:rPr>
+          <w:b/>
+          <w:bCs/>
+          <w:sz w:val="20"/>
+          <w:szCs w:val="20"/>
+        </w:rPr>
+      </w:pPr>
+    </w:p>
+    <w:p>
+      <w:pPr>
+        <w:rPr>
+          <w:b/>
+          <w:bCs/>
+          <w:sz w:val="20"/>
+          <w:szCs w:val="20"/>
+        </w:rPr>
+      </w:pPr>
+      <w:r>
+        <w:rPr>
+          <w:b/>
+          <w:bCs/>
+          <w:sz w:val="20"/>
+          <w:szCs w:val="20"/>
+        </w:rPr>
+        <w:t>Management SVI</w:t>
+      </w:r>
+    </w:p>
+    <w:p>
+      <w:pPr>
+        <w:rPr>
+          <w:sz w:val="20"/>
+          <w:szCs w:val="20"/>
+        </w:rPr>
+      </w:pPr>
+      <w:r>
+        <w:rPr>
+          <w:sz w:val="20"/>
+          <w:szCs w:val="20"/>
+        </w:rPr>
+        <w:t>interface vlan 99</w:t>
+      </w:r>
+    </w:p>
+    <w:p>
+      <w:pPr>
+        <w:rPr>
+          <w:sz w:val="20"/>
+          <w:szCs w:val="20"/>
+        </w:rPr>
+      </w:pPr>
+      <w:r>
+        <w:rPr>
+          <w:sz w:val="20"/>
+          <w:szCs w:val="20"/>
+        </w:rPr>
+        <w:t> ip address 172.30.18.227 255.255.255.224</w:t>
+      </w:r>
+    </w:p>
+    <w:p>
+      <w:pPr>
+        <w:rPr>
+          <w:sz w:val="20"/>
+          <w:szCs w:val="20"/>
+        </w:rPr>
+      </w:pPr>
+      <w:r>
+        <w:rPr>
+          <w:sz w:val="20"/>
+          <w:szCs w:val="20"/>
+        </w:rPr>
+        <w:t> no shutdown</w:t>
+      </w:r>
+    </w:p>
+    <w:p>
+      <w:pPr>
+        <w:rPr>
+          <w:sz w:val="20"/>
+          <w:szCs w:val="20"/>
+        </w:rPr>
+      </w:pPr>
+      <w:r>
+        <w:rPr>
+          <w:sz w:val="20"/>
+          <w:szCs w:val="20"/>
+        </w:rPr>
+        <w:t>exit</w:t>
+      </w:r>
+    </w:p>
+    <w:p>
+      <w:pPr>
+        <w:rPr>
+          <w:sz w:val="20"/>
+          <w:szCs w:val="20"/>
+        </w:rPr>
+      </w:pPr>
+      <w:r>
+        <w:rPr>
+          <w:sz w:val="20"/>
+          <w:szCs w:val="20"/>
+        </w:rPr>
+        <w:t>ip default-gateway 172.30.18.225</w:t>
+      </w:r>
+    </w:p>
+    <w:p>
+      <w:pPr>
+        <w:rPr>
+          <w:sz w:val="20"/>
+          <w:szCs w:val="20"/>
+        </w:rPr>
+      </w:pPr>
+    </w:p>
+    <w:p>
+      <w:pPr>
+        <w:rPr>
+          <w:sz w:val="20"/>
+          <w:szCs w:val="20"/>
+        </w:rPr>
+      </w:pPr>
+      <w:r>
+        <w:rPr>
+          <w:sz w:val="20"/>
+          <w:szCs w:val="20"/>
+        </w:rPr>
+        <w:t>end</w:t>
+      </w:r>
+    </w:p>
+    <w:p>
+      <w:pPr>
+        <w:rPr>
+          <w:b/>
+          <w:bCs/>
+          <w:sz w:val="20"/>
+          <w:szCs w:val="20"/>
+        </w:rPr>
+      </w:pPr>
+      <w:r>
+        <w:rPr>
+          <w:b/>
+          <w:bCs/>
+          <w:sz w:val="20"/>
+          <w:szCs w:val="20"/>
+        </w:rPr>
+        <w:lastRenderedPageBreak/>
+        <w:t>R1- EDGE ROUTER</w:t>
+      </w:r>
+    </w:p>
+    <w:p>
+      <w:pPr>
+        <w:rPr>
+          <w:sz w:val="20"/>
+          <w:szCs w:val="20"/>
+        </w:rPr>
+      </w:pPr>
+      <w:r>
+        <w:rPr>
+          <w:sz w:val="20"/>
+          <w:szCs w:val="20"/>
+        </w:rPr>
+        <w:t>enable</w:t>
+      </w:r>
+    </w:p>
+    <w:p>
+      <w:pPr>
+        <w:rPr>
+          <w:sz w:val="20"/>
+          <w:szCs w:val="20"/>
+        </w:rPr>
+      </w:pPr>
+      <w:r>
+        <w:rPr>
+          <w:sz w:val="20"/>
+          <w:szCs w:val="20"/>
+        </w:rPr>
+        <w:t>configure terminal</w:t>
+      </w:r>
+    </w:p>
+    <w:p>
+      <w:pPr>
+        <w:rPr>
+          <w:sz w:val="20"/>
+          <w:szCs w:val="20"/>
+        </w:rPr>
+      </w:pPr>
+      <w:r>
+        <w:rPr>
+          <w:sz w:val="20"/>
+          <w:szCs w:val="20"/>
+        </w:rPr>
+        <w:t>hostname R1</w:t>
+      </w:r>
+    </w:p>
+    <w:p>
+      <w:pPr>
+        <w:rPr>
+          <w:sz w:val="20"/>
+          <w:szCs w:val="20"/>
+        </w:rPr>
+      </w:pPr>
+    </w:p>
+    <w:p>
+      <w:pPr>
+        <w:rPr>
+          <w:sz w:val="20"/>
+          <w:szCs w:val="20"/>
+        </w:rPr>
+      </w:pPr>
+      <w:r>
+        <w:rPr>
+          <w:sz w:val="20"/>
+          <w:szCs w:val="20"/>
+        </w:rPr>
+        <w:t>Physical interface stays up, no IP itself</w:t>
+      </w:r>
+    </w:p>
+    <w:p>
+      <w:pPr>
+        <w:rPr>
+          <w:sz w:val="20"/>
+          <w:szCs w:val="20"/>
+        </w:rPr>
+      </w:pPr>
+      <w:r>
+        <w:rPr>
+          <w:sz w:val="20"/>
+          <w:szCs w:val="20"/>
+        </w:rPr>
+        <w:t>interface GigabitEthernet0/0</w:t>
+      </w:r>
+    </w:p>
+    <w:p>
+      <w:pPr>
+        <w:rPr>
+          <w:sz w:val="20"/>
+          <w:szCs w:val="20"/>
+        </w:rPr>
+      </w:pPr>
+      <w:r>
+        <w:rPr>
+          <w:sz w:val="20"/>
+          <w:szCs w:val="20"/>
+        </w:rPr>
+        <w:t> no shutdown</w:t>
+      </w:r>
+    </w:p>
+    <w:p>
+      <w:pPr>
+        <w:rPr>
+          <w:sz w:val="20"/>
+          <w:szCs w:val="20"/>
+        </w:rPr>
+      </w:pPr>
+      <w:r>
+        <w:rPr>
+          <w:sz w:val="20"/>
+          <w:szCs w:val="20"/>
+        </w:rPr>
+        <w:t>exit</w:t>
+      </w:r>
+    </w:p>
+    <w:p>
+      <w:pPr>
+        <w:rPr>
+          <w:sz w:val="20"/>
+          <w:szCs w:val="20"/>
+        </w:rPr>
+      </w:pPr>
+    </w:p>
+    <w:p>
+      <w:pPr>
+        <w:rPr>
+          <w:b/>
+          <w:bCs/>
+          <w:sz w:val="20"/>
+          <w:szCs w:val="20"/>
+        </w:rPr>
+      </w:pPr>
+      <w:r>
+        <w:rPr>
+          <w:b/>
+          <w:bCs/>
+          <w:sz w:val="20"/>
+          <w:szCs w:val="20"/>
+        </w:rPr>
+        <w:t>S</w:t>
+      </w:r>
+      <w:r>
+        <w:rPr>
+          <w:b/>
+          <w:bCs/>
+          <w:sz w:val="20"/>
+          <w:szCs w:val="20"/>
+        </w:rPr>
+        <w:t>ub-interfaces (router-on-a-stick)</w:t>
+      </w:r>
+    </w:p>
+    <w:p>
+      <w:pPr>
+        <w:rPr>
+          <w:sz w:val="20"/>
+          <w:szCs w:val="20"/>
+        </w:rPr>
+      </w:pPr>
+      <w:r>
+        <w:rPr>
+          <w:sz w:val="20"/>
+          <w:szCs w:val="20"/>
+        </w:rPr>
+        <w:t>interface GigabitEthernet0/0.10</w:t>
+      </w:r>
+    </w:p>
+    <w:p>
+      <w:pPr>
+        <w:rPr>
+          <w:sz w:val="20"/>
+          <w:szCs w:val="20"/>
+        </w:rPr>
+      </w:pPr>
+      <w:r>
+        <w:rPr>
+          <w:sz w:val="20"/>
+          <w:szCs w:val="20"/>
+        </w:rPr>
+        <w:t> encapsulation dot1Q 10</w:t>
+      </w:r>
+    </w:p>
+    <w:p>
+      <w:pPr>
+        <w:rPr>
+          <w:sz w:val="20"/>
+          <w:szCs w:val="20"/>
+        </w:rPr>
+      </w:pPr>
+      <w:r>
+        <w:rPr>
+          <w:sz w:val="20"/>
+          <w:szCs w:val="20"/>
+        </w:rPr>
+        <w:t> ip address 172.30.18.1 255.255.255.192</w:t>
+      </w:r>
+    </w:p>
+    <w:p>
+      <w:pPr>
+        <w:rPr>
+          <w:sz w:val="20"/>
+          <w:szCs w:val="20"/>
+        </w:rPr>
+      </w:pPr>
+      <w:r>
+        <w:rPr>
+          <w:sz w:val="20"/>
+          <w:szCs w:val="20"/>
+        </w:rPr>
+        <w:t>exit</w:t>
+      </w:r>
+    </w:p>
+    <w:p>
+      <w:pPr>
+        <w:rPr>
+          <w:sz w:val="20"/>
+          <w:szCs w:val="20"/>
+        </w:rPr>
+      </w:pPr>
+    </w:p>
+    <w:p>
+      <w:pPr>
+        <w:rPr>
+          <w:sz w:val="20"/>
+          <w:szCs w:val="20"/>
+        </w:rPr>
+      </w:pPr>
+      <w:r>
+        <w:rPr>
+          <w:sz w:val="20"/>
+          <w:szCs w:val="20"/>
+        </w:rPr>
+        <w:t>interface GigabitEthernet0/0.20</w:t>
+      </w:r>
+    </w:p>
+    <w:p>
+      <w:pPr>
+        <w:rPr>
+          <w:sz w:val="20"/>
+          <w:szCs w:val="20"/>
+        </w:rPr>
+      </w:pPr>
+      <w:r>
+        <w:rPr>
+          <w:sz w:val="20"/>
+          <w:szCs w:val="20"/>
+        </w:rPr>
+        <w:t> encapsulation dot1Q 20</w:t>
+      </w:r>
+    </w:p>
+    <w:p>
+      <w:pPr>
+        <w:rPr>
+          <w:sz w:val="20"/>
+          <w:szCs w:val="20"/>
+        </w:rPr>
+      </w:pPr>
+      <w:r>
+        <w:rPr>
+          <w:sz w:val="20"/>
+          <w:szCs w:val="20"/>
+        </w:rPr>
+        <w:t> ip address 172.30.18.65 255.255.255.192</w:t>
+      </w:r>
+    </w:p>
+    <w:p>
+      <w:pPr>
+        <w:rPr>
+          <w:sz w:val="20"/>
+          <w:szCs w:val="20"/>
+        </w:rPr>
+      </w:pPr>
+      <w:r>
+        <w:rPr>
+          <w:sz w:val="20"/>
+          <w:szCs w:val="20"/>
+        </w:rPr>
+        <w:t>exit</w:t>
+      </w:r>
+    </w:p>
+    <w:p>
+      <w:pPr>
+        <w:rPr>
+          <w:sz w:val="20"/>
+          <w:szCs w:val="20"/>
+        </w:rPr>
+      </w:pPr>
+    </w:p>
+    <w:p>
+      <w:pPr>
+        <w:rPr>
+          <w:sz w:val="20"/>
+          <w:szCs w:val="20"/>
+        </w:rPr>
+      </w:pPr>
+      <w:r>
+        <w:rPr>
+          <w:sz w:val="20"/>
+          <w:szCs w:val="20"/>
+        </w:rPr>
+        <w:t>interface GigabitEthernet0/0.30</w:t>
+      </w:r>
+    </w:p>
+    <w:p>
+      <w:pPr>
+        <w:rPr>
+          <w:sz w:val="20"/>
+          <w:szCs w:val="20"/>
+        </w:rPr>
+      </w:pPr>
+      <w:r>
+        <w:rPr>
+          <w:sz w:val="20"/>
+          <w:szCs w:val="20"/>
+        </w:rPr>
+        <w:t> encapsulation dot1Q 30</w:t>
+      </w:r>
+    </w:p>
+    <w:p>
+      <w:pPr>
+        <w:rPr>
+          <w:sz w:val="20"/>
+          <w:szCs w:val="20"/>
+        </w:rPr>
+      </w:pPr>
+      <w:r>
+        <w:rPr>
+          <w:sz w:val="20"/>
+          <w:szCs w:val="20"/>
+        </w:rPr>
+        <w:t> ip address 172.30.18.129 255.255.255.192</w:t>
+      </w:r>
+    </w:p>
+    <w:p>
+      <w:pPr>
+        <w:rPr>
+          <w:sz w:val="20"/>
+          <w:szCs w:val="20"/>
+        </w:rPr>
+      </w:pPr>
+      <w:r>
+        <w:rPr>
+          <w:sz w:val="20"/>
+          <w:szCs w:val="20"/>
+        </w:rPr>
+        <w:t>exit</w:t>
+      </w:r>
+    </w:p>
+    <w:p>
+      <w:pPr>
+        <w:rPr>
+          <w:sz w:val="20"/>
+          <w:szCs w:val="20"/>
+        </w:rPr>
+      </w:pPr>
+    </w:p>
+    <w:p>
+      <w:pPr>
+        <w:rPr>
+          <w:sz w:val="20"/>
+          <w:szCs w:val="20"/>
+        </w:rPr>
+      </w:pPr>
+      <w:r>
+        <w:rPr>
+          <w:sz w:val="20"/>
+          <w:szCs w:val="20"/>
+        </w:rPr>
+        <w:t>interface GigabitEthernet0/0.40</w:t>
+      </w:r>
+    </w:p>
+    <w:p>
+      <w:pPr>
+        <w:rPr>
+          <w:sz w:val="20"/>
+          <w:szCs w:val="20"/>
+        </w:rPr>
+      </w:pPr>
+      <w:r>
+        <w:rPr>
+          <w:sz w:val="20"/>
+          <w:szCs w:val="20"/>
+        </w:rPr>
+        <w:t> encapsulation dot1Q 40</w:t>
+      </w:r>
+    </w:p>
+    <w:p>
+      <w:pPr>
+        <w:rPr>
+          <w:sz w:val="20"/>
+          <w:szCs w:val="20"/>
+        </w:rPr>
+      </w:pPr>
+      <w:r>
+        <w:rPr>
+          <w:sz w:val="20"/>
+          <w:szCs w:val="20"/>
+        </w:rPr>
+        <w:t> ip address 172.30.18.193 255.255.255.224</w:t>
+      </w:r>
+    </w:p>
+    <w:p>
+      <w:pPr>
+        <w:rPr>
+          <w:sz w:val="20"/>
+          <w:szCs w:val="20"/>
+        </w:rPr>
+      </w:pPr>
+      <w:r>
+        <w:rPr>
+          <w:sz w:val="20"/>
+          <w:szCs w:val="20"/>
+        </w:rPr>
+        <w:lastRenderedPageBreak/>
+        <w:t>exit</w:t>
+      </w:r>
+    </w:p>
+    <w:p>
+      <w:pPr>
+        <w:rPr>
+          <w:sz w:val="20"/>
+          <w:szCs w:val="20"/>
+        </w:rPr>
+      </w:pPr>
+    </w:p>
+    <w:p>
+      <w:pPr>
+        <w:rPr>
+          <w:sz w:val="20"/>
+          <w:szCs w:val="20"/>
+        </w:rPr>
+      </w:pPr>
+      <w:r>
+        <w:rPr>
+          <w:sz w:val="20"/>
+          <w:szCs w:val="20"/>
+        </w:rPr>
+        <w:t>interface GigabitEthernet0/0.99</w:t>
+      </w:r>
+    </w:p>
+    <w:p>
+      <w:pPr>
+        <w:rPr>
+          <w:sz w:val="20"/>
+          <w:szCs w:val="20"/>
+        </w:rPr>
+      </w:pPr>
+      <w:r>
+        <w:rPr>
+          <w:sz w:val="20"/>
+          <w:szCs w:val="20"/>
+        </w:rPr>
+        <w:t> encapsulation dot1Q 99</w:t>
+      </w:r>
+    </w:p>
+    <w:p>
+      <w:pPr>
+        <w:rPr>
+          <w:sz w:val="20"/>
+          <w:szCs w:val="20"/>
+        </w:rPr>
+      </w:pPr>
+      <w:r>
+        <w:rPr>
+          <w:sz w:val="20"/>
+          <w:szCs w:val="20"/>
+        </w:rPr>
+        <w:t> ip address 172.30.18.225 255.255.255.224</w:t>
+      </w:r>
+    </w:p>
+    <w:p>
+      <w:pPr>
+        <w:rPr>
+          <w:sz w:val="20"/>
+          <w:szCs w:val="20"/>
+        </w:rPr>
+      </w:pPr>
+      <w:r>
+        <w:rPr>
+          <w:sz w:val="20"/>
+          <w:szCs w:val="20"/>
+        </w:rPr>
+        <w:t>exit</w:t>
+      </w:r>
+    </w:p>
+    <w:p>
+      <w:pPr>
+        <w:rPr>
+          <w:sz w:val="20"/>
+          <w:szCs w:val="20"/>
+        </w:rPr>
+      </w:pPr>
+    </w:p>
+    <w:p>
+      <w:pPr>
+        <w:rPr>
+          <w:b/>
+          <w:bCs/>
+          <w:sz w:val="20"/>
+          <w:szCs w:val="20"/>
+        </w:rPr>
+      </w:pPr>
+      <w:r>
+        <w:rPr>
+          <w:b/>
+          <w:bCs/>
+          <w:sz w:val="20"/>
+          <w:szCs w:val="20"/>
+        </w:rPr>
+        <w:t>WAN interface to ISP</w:t>
+      </w:r>
+    </w:p>
+    <w:p>
+      <w:pPr>
+        <w:rPr>
+          <w:sz w:val="20"/>
+          <w:szCs w:val="20"/>
+        </w:rPr>
+      </w:pPr>
+      <w:r>
+        <w:rPr>
+          <w:sz w:val="20"/>
+          <w:szCs w:val="20"/>
+        </w:rPr>
+        <w:t>interface GigabitEthernet0/1</w:t>
+      </w:r>
+    </w:p>
+    <w:p>
+      <w:pPr>
+        <w:rPr>
+          <w:sz w:val="20"/>
+          <w:szCs w:val="20"/>
+        </w:rPr>
+      </w:pPr>
+      <w:r>
+        <w:rPr>
+          <w:sz w:val="20"/>
+          <w:szCs w:val="20"/>
+        </w:rPr>
+        <w:t> ip address 172.30.19.1 255.255.255.252</w:t>
+      </w:r>
+    </w:p>
+    <w:p>
+      <w:pPr>
+        <w:rPr>
+          <w:sz w:val="20"/>
+          <w:szCs w:val="20"/>
+        </w:rPr>
+      </w:pPr>
+      <w:r>
+        <w:rPr>
+          <w:sz w:val="20"/>
+          <w:szCs w:val="20"/>
+        </w:rPr>
+        <w:t> no shutdown</w:t>
+      </w:r>
+    </w:p>
+    <w:p>
+      <w:pPr>
+        <w:rPr>
+          <w:sz w:val="20"/>
+          <w:szCs w:val="20"/>
+        </w:rPr>
+      </w:pPr>
+      <w:r>
+        <w:rPr>
+          <w:sz w:val="20"/>
+          <w:szCs w:val="20"/>
+        </w:rPr>
+        <w:t>exit</w:t>
+      </w:r>
+    </w:p>
+    <w:p>
+      <w:pPr>
+        <w:rPr>
+          <w:sz w:val="20"/>
+          <w:szCs w:val="20"/>
+        </w:rPr>
+      </w:pPr>
+    </w:p>
+    <w:p>
+      <w:pPr>
+        <w:rPr>
+          <w:b/>
+          <w:bCs/>
+          <w:sz w:val="20"/>
+          <w:szCs w:val="20"/>
+        </w:rPr>
+      </w:pPr>
+      <w:r>
+        <w:rPr>
+          <w:b/>
+          <w:bCs/>
+          <w:sz w:val="20"/>
+          <w:szCs w:val="20"/>
+        </w:rPr>
+        <w:t>Default route out to ISP</w:t>
+      </w:r>
+    </w:p>
+    <w:p>
+      <w:pPr>
+        <w:rPr>
+          <w:sz w:val="20"/>
+          <w:szCs w:val="20"/>
+        </w:rPr>
+      </w:pPr>
+      <w:r>
+        <w:rPr>
+          <w:sz w:val="20"/>
+          <w:szCs w:val="20"/>
+        </w:rPr>
+        <w:t>ip route 0.0.0.0 0.0.0.0 172.30.19.2</w:t>
+      </w:r>
+    </w:p>
+    <w:p>
+      <w:pPr>
+        <w:rPr>
+          <w:sz w:val="20"/>
+          <w:szCs w:val="20"/>
+        </w:rPr>
+      </w:pPr>
+    </w:p>
+    <w:p>
+      <w:pPr>
+        <w:rPr>
+          <w:sz w:val="20"/>
+          <w:szCs w:val="20"/>
+        </w:rPr>
+      </w:pPr>
+      <w:r>
+        <w:rPr>
+          <w:sz w:val="20"/>
+          <w:szCs w:val="20"/>
+        </w:rPr>
+        <w:t>end</w:t>
+      </w:r>
+    </w:p>
+    <w:p>
+      <w:pPr>
+        <w:rPr>
+          <w:sz w:val="20"/>
+          <w:szCs w:val="20"/>
+        </w:rPr>
+      </w:pPr>
+      <w:r>
+        <w:rPr>
+          <w:sz w:val="20"/>
+          <w:szCs w:val="20"/>
+        </w:rPr>
+        <w:t>configure termina</w:t>
+      </w:r>
+      <w:r>
+        <w:rPr>
+          <w:sz w:val="20"/>
+          <w:szCs w:val="20"/>
+        </w:rPr>
+        <w:t>l</w:t>
+      </w:r>
+    </w:p>
+    <w:p>
+      <w:pPr>
+        <w:rPr>
+          <w:b/>
+          <w:bCs/>
+          <w:sz w:val="20"/>
+          <w:szCs w:val="20"/>
+        </w:rPr>
+      </w:pPr>
+      <w:r>
+        <w:rPr>
+          <w:b/>
+          <w:bCs/>
+          <w:sz w:val="20"/>
+          <w:szCs w:val="20"/>
+        </w:rPr>
+        <w:t> Enable SSH version 2 only</w:t>
+      </w:r>
+    </w:p>
+    <w:p>
+      <w:pPr>
+        <w:rPr>
+          <w:sz w:val="20"/>
+          <w:szCs w:val="20"/>
+        </w:rPr>
+      </w:pPr>
+      <w:r>
+        <w:rPr>
+          <w:sz w:val="20"/>
+          <w:szCs w:val="20"/>
+        </w:rPr>
+        <w:t>ip ssh version 2</w:t>
+      </w:r>
+    </w:p>
+    <w:p>
+      <w:pPr>
+        <w:rPr>
+          <w:sz w:val="20"/>
+          <w:szCs w:val="20"/>
+        </w:rPr>
+      </w:pPr>
+      <w:r>
+        <w:rPr>
+          <w:sz w:val="20"/>
+          <w:szCs w:val="20"/>
+        </w:rPr>
+        <w:t>ip ssh time-out 60</w:t>
+      </w:r>
+    </w:p>
+    <w:p>
+      <w:pPr>
+        <w:rPr>
+          <w:sz w:val="20"/>
+          <w:szCs w:val="20"/>
+        </w:rPr>
+      </w:pPr>
+      <w:r>
+        <w:rPr>
+          <w:sz w:val="20"/>
+          <w:szCs w:val="20"/>
+        </w:rPr>
+        <w:t>ip ssh authentication-retries 3</w:t>
+      </w:r>
+    </w:p>
+    <w:p>
+      <w:pPr>
+        <w:rPr>
+          <w:sz w:val="20"/>
+          <w:szCs w:val="20"/>
+        </w:rPr>
+      </w:pPr>
+    </w:p>
+    <w:p>
+      <w:pPr>
+        <w:rPr>
+          <w:b/>
+          <w:bCs/>
+          <w:sz w:val="20"/>
+          <w:szCs w:val="20"/>
+        </w:rPr>
+      </w:pPr>
+      <w:r>
+        <w:rPr>
+          <w:b/>
+          <w:bCs/>
+          <w:sz w:val="20"/>
+          <w:szCs w:val="20"/>
+        </w:rPr>
+        <w:t>VTY lines: SSH only, no Telnet</w:t>
+      </w:r>
+    </w:p>
+    <w:p>
+      <w:pPr>
+        <w:rPr>
+          <w:sz w:val="20"/>
+          <w:szCs w:val="20"/>
+        </w:rPr>
+      </w:pPr>
+      <w:r>
+        <w:rPr>
+          <w:sz w:val="20"/>
+          <w:szCs w:val="20"/>
+        </w:rPr>
+        <w:t>line vty 0 4</w:t>
+      </w:r>
+    </w:p>
+    <w:p>
+      <w:pPr>
+        <w:rPr>
+          <w:sz w:val="20"/>
+          <w:szCs w:val="20"/>
+        </w:rPr>
+      </w:pPr>
+      <w:r>
+        <w:rPr>
+          <w:sz w:val="20"/>
+          <w:szCs w:val="20"/>
+        </w:rPr>
+        <w:t> transport input ssh</w:t>
+      </w:r>
+    </w:p>
+    <w:p>
+      <w:pPr>
+        <w:rPr>
+          <w:sz w:val="20"/>
+          <w:szCs w:val="20"/>
+        </w:rPr>
+      </w:pPr>
+      <w:r>
+        <w:rPr>
+          <w:sz w:val="20"/>
+          <w:szCs w:val="20"/>
+        </w:rPr>
+        <w:t> login local</w:t>
+      </w:r>
+    </w:p>
+    <w:p>
+      <w:pPr>
+        <w:rPr>
+          <w:sz w:val="20"/>
+          <w:szCs w:val="20"/>
+        </w:rPr>
+      </w:pPr>
+      <w:r>
+        <w:rPr>
+          <w:sz w:val="20"/>
+          <w:szCs w:val="20"/>
+        </w:rPr>
+        <w:t> exec-timeout 5 0</w:t>
+      </w:r>
+    </w:p>
+    <w:p>
+      <w:pPr>
+        <w:rPr>
+          <w:sz w:val="20"/>
+          <w:szCs w:val="20"/>
+        </w:rPr>
+      </w:pPr>
+      <w:r>
+        <w:rPr>
+          <w:sz w:val="20"/>
+          <w:szCs w:val="20"/>
+        </w:rPr>
+        <w:t>exit</w:t>
+      </w:r>
+    </w:p>
+    <w:p>
+      <w:pPr>
+        <w:rPr>
+          <w:sz w:val="20"/>
+          <w:szCs w:val="20"/>
+        </w:rPr>
+      </w:pPr>
+    </w:p>
+    <w:p>
+      <w:pPr>
+        <w:rPr>
+          <w:b/>
+          <w:bCs/>
+          <w:sz w:val="20"/>
+          <w:szCs w:val="20"/>
+        </w:rPr>
+      </w:pPr>
+      <w:r>
+        <w:rPr>
+          <w:b/>
+          <w:bCs/>
+          <w:sz w:val="20"/>
+          <w:szCs w:val="20"/>
+        </w:rPr>
+        <w:t xml:space="preserve"> restrict SSH source to management VLAN via ACL</w:t>
+      </w:r>
+    </w:p>
+    <w:p>
+      <w:pPr>
+        <w:rPr>
+          <w:sz w:val="20"/>
+          <w:szCs w:val="20"/>
+        </w:rPr>
+      </w:pPr>
+      <w:r>
+        <w:rPr>
+          <w:sz w:val="20"/>
+          <w:szCs w:val="20"/>
+        </w:rPr>
+        <w:t>access-list 10 permit 172.30.18.224 0.0.0.31</w:t>
+      </w:r>
+    </w:p>
+    <w:p>
+      <w:pPr>
+        <w:rPr>
+          <w:sz w:val="20"/>
+          <w:szCs w:val="20"/>
+        </w:rPr>
+      </w:pPr>
+      <w:r>
+        <w:rPr>
+          <w:sz w:val="20"/>
+          <w:szCs w:val="20"/>
+        </w:rPr>
+        <w:t>line vty 0 4</w:t>
+      </w:r>
+    </w:p>
+    <w:p>
+      <w:pPr>
+        <w:rPr>
+          <w:sz w:val="20"/>
+          <w:szCs w:val="20"/>
+        </w:rPr>
+      </w:pPr>
+      <w:r>
+        <w:rPr>
+          <w:sz w:val="20"/>
+          <w:szCs w:val="20"/>
+        </w:rPr>
+        <w:t> access-class 10 in</w:t>
+      </w:r>
+    </w:p>
+    <w:p>
+      <w:pPr>
+        <w:rPr>
+          <w:sz w:val="20"/>
+          <w:szCs w:val="20"/>
+        </w:rPr>
+      </w:pPr>
+      <w:r>
+        <w:rPr>
+          <w:sz w:val="20"/>
+          <w:szCs w:val="20"/>
+        </w:rPr>
+        <w:t>exit</w:t>
+      </w:r>
+    </w:p>
+    <w:p>
+      <w:pPr>
+        <w:rPr>
+          <w:sz w:val="20"/>
+          <w:szCs w:val="20"/>
+        </w:rPr>
+      </w:pPr>
+    </w:p>
+    <w:p>
+      <w:pPr>
+        <w:rPr>
+          <w:sz w:val="20"/>
+          <w:szCs w:val="20"/>
+        </w:rPr>
+      </w:pPr>
+      <w:r>
+        <w:rPr>
+          <w:sz w:val="20"/>
+          <w:szCs w:val="20"/>
+        </w:rPr>
+        <w:t>end</w:t>
+      </w:r>
+    </w:p>
+    <w:p>
+      <w:pPr>
+        <w:rPr>
+          <w:b/>
+          <w:bCs/>
+          <w:sz w:val="20"/>
+          <w:szCs w:val="20"/>
+        </w:rPr>
+      </w:pPr>
+    </w:p>
+    <w:p>
+      <w:pPr>
+        <w:rPr>
+          <w:b/>
+          <w:bCs/>
+          <w:sz w:val="20"/>
+          <w:szCs w:val="20"/>
+        </w:rPr>
+      </w:pPr>
+      <w:r>
+        <w:rPr>
+          <w:b/>
+          <w:bCs/>
+          <w:sz w:val="20"/>
+          <w:szCs w:val="20"/>
+        </w:rPr>
+        <w:t>Che</w:t>
+      </w:r>
+      <w:r>
+        <w:rPr>
+          <w:b/>
+          <w:bCs/>
+          <w:sz w:val="20"/>
+          <w:szCs w:val="20"/>
+        </w:rPr>
+        <w:t>c</w:t>
+      </w:r>
+      <w:r>
+        <w:rPr>
+          <w:b/>
+          <w:bCs/>
+          <w:sz w:val="20"/>
+          <w:szCs w:val="20"/>
+        </w:rPr>
+        <w:t>king for results</w:t>
+      </w:r>
+    </w:p>
+    <w:p>
+      <w:pPr>
+        <w:rPr>
+          <w:sz w:val="20"/>
+          <w:szCs w:val="20"/>
+        </w:rPr>
+      </w:pPr>
+      <w:r>
+        <w:rPr>
+          <w:sz w:val="20"/>
+          <w:szCs w:val="20"/>
+        </w:rPr>
+        <w:t>On SW1 / SW2</w:t>
+      </w:r>
+    </w:p>
+    <w:p>
+      <w:pPr>
+        <w:rPr>
+          <w:sz w:val="20"/>
+          <w:szCs w:val="20"/>
+        </w:rPr>
+      </w:pPr>
+      <w:r>
+        <w:rPr>
+          <w:sz w:val="20"/>
+          <w:szCs w:val="20"/>
+        </w:rPr>
+        <w:t xml:space="preserve">show etherchannel summary </w:t>
+      </w:r>
+      <w:r>
+        <w:rPr>
+          <w:sz w:val="20"/>
+          <w:szCs w:val="20"/>
+        </w:rPr>
+        <w:t>-</w:t>
+      </w:r>
+      <w:r>
+        <w:rPr>
+          <w:sz w:val="20"/>
+          <w:szCs w:val="20"/>
+        </w:rPr>
+        <w:t xml:space="preserve"> Po1 should show (P) on both Gi0/1 and Gi0/2, protocol LACP</w:t>
+      </w:r>
+    </w:p>
+    <w:p>
+      <w:pPr>
+        <w:rPr>
+          <w:sz w:val="20"/>
+          <w:szCs w:val="20"/>
+        </w:rPr>
+      </w:pPr>
+      <w:r>
+        <w:rPr>
+          <w:sz w:val="20"/>
+          <w:szCs w:val="20"/>
+        </w:rPr>
+        <w:t>show vlan brief  </w:t>
+      </w:r>
+      <w:r>
+        <w:rPr>
+          <w:sz w:val="20"/>
+          <w:szCs w:val="20"/>
+        </w:rPr>
+        <w:t>-</w:t>
+      </w:r>
+      <w:r>
+        <w:rPr>
+          <w:sz w:val="20"/>
+          <w:szCs w:val="20"/>
+        </w:rPr>
+        <w:t>confirms access port-to-VLAN mapping</w:t>
+      </w:r>
+    </w:p>
+    <w:p>
+      <w:pPr>
+        <w:rPr>
+          <w:sz w:val="20"/>
+          <w:szCs w:val="20"/>
+        </w:rPr>
+      </w:pPr>
+      <w:r>
+        <w:rPr>
+          <w:sz w:val="20"/>
+          <w:szCs w:val="20"/>
+        </w:rPr>
+        <w:t>On R1:</w:t>
+      </w:r>
+    </w:p>
+    <w:p>
+      <w:pPr>
+        <w:rPr>
+          <w:sz w:val="20"/>
+          <w:szCs w:val="20"/>
+        </w:rPr>
+      </w:pPr>
+      <w:r>
+        <w:rPr>
+          <w:sz w:val="20"/>
+          <w:szCs w:val="20"/>
+        </w:rPr>
+        <w:t xml:space="preserve">show ip interface brief </w:t>
+      </w:r>
+      <w:r>
+        <w:rPr>
+          <w:sz w:val="20"/>
+          <w:szCs w:val="20"/>
+        </w:rPr>
+        <w:t>-</w:t>
+      </w:r>
+      <w:r>
+        <w:rPr>
+          <w:sz w:val="20"/>
+          <w:szCs w:val="20"/>
+        </w:rPr>
+        <w:t>all sub-interfaces up/up with correct IPs</w:t>
+      </w:r>
+    </w:p>
+    <w:p>
+      <w:pPr>
+        <w:rPr>
+          <w:sz w:val="20"/>
+          <w:szCs w:val="20"/>
+        </w:rPr>
+      </w:pPr>
+      <w:r>
+        <w:rPr>
+          <w:sz w:val="20"/>
+          <w:szCs w:val="20"/>
+        </w:rPr>
+        <w:t xml:space="preserve">show ip route </w:t>
+      </w:r>
+      <w:r>
+        <w:rPr>
+          <w:sz w:val="20"/>
+          <w:szCs w:val="20"/>
+        </w:rPr>
+        <w:t>-</w:t>
+      </w:r>
+      <w:r>
+        <w:rPr>
+          <w:sz w:val="20"/>
+          <w:szCs w:val="20"/>
+        </w:rPr>
+        <w:t xml:space="preserve"> connected routes for all 5 subnets + default route</w:t>
+      </w:r>
+    </w:p>
+    <w:p>
+      <w:pPr>
+        <w:rPr>
+          <w:sz w:val="20"/>
+          <w:szCs w:val="20"/>
+        </w:rPr>
+      </w:pPr>
+      <w:r>
+        <w:rPr>
+          <w:sz w:val="20"/>
+          <w:szCs w:val="20"/>
+        </w:rPr>
+        <w:t>show ip ssh</w:t>
+      </w:r>
+      <w:r>
+        <w:rPr>
+          <w:sz w:val="20"/>
+          <w:szCs w:val="20"/>
+        </w:rPr>
+        <w:t xml:space="preserve"> -</w:t>
+      </w:r>
+      <w:r>
+        <w:rPr>
+          <w:sz w:val="20"/>
+          <w:szCs w:val="20"/>
+        </w:rPr>
+        <w:t xml:space="preserve"> confirms SSH v2 enabled</w:t>
+      </w:r>
+    </w:p>
+    <w:p>
+      <w:pPr>
+        <w:rPr>
+          <w:b/>
+          <w:bCs/>
+          <w:sz w:val="20"/>
+          <w:szCs w:val="20"/>
+        </w:rPr>
+      </w:pPr>
+    </w:p>
+    <w:p>
+      <w:pPr>
+        <w:rPr>
+          <w:b/>
+          <w:bCs/>
+          <w:sz w:val="20"/>
+          <w:szCs w:val="20"/>
+        </w:rPr>
+      </w:pPr>
+    </w:p>
+    <w:p>
+      <w:pPr>
+        <w:rPr>
+          <w:sz w:val="20"/>
+          <w:szCs w:val="20"/>
+        </w:rPr>
+      </w:pPr>
+    </w:p>
+    <w:p>
+      <w:pPr>
+        <w:rPr>
+          <w:sz w:val="20"/>
+          <w:szCs w:val="20"/>
+        </w:rPr>
+      </w:pPr>
+    </w:p>
+    <w:p>
+      <w:pPr>
+        <w:rPr>
+          <w:sz w:val="20"/>
+          <w:szCs w:val="20"/>
+        </w:rPr>
+      </w:pPr>
+    </w:p>
+    <w:p>
+      <w:pPr>
+        <w:rPr>
+          <w:b/>
+          <w:bCs/>
+          <w:sz w:val="20"/>
+          <w:szCs w:val="20"/>
+        </w:rPr>
+      </w:pPr>
+    </w:p>
+    <w:p>
+      <w:pPr>
+        <w:rPr>
+          <w:sz w:val="20"/>
+          <w:szCs w:val="20"/>
+        </w:rPr>
+      </w:pPr>
+    </w:p>
+    <w:p>
+      <w:pPr>
+        <w:rPr>
           <w:sz w:val="20"/>
           <w:szCs w:val="20"/>
         </w:rPr>
@@ -3126,7 +5938,6 @@
   <w:style w:type="character" w:default="1" w:styleId="DefaultParagraphFont">
     <w:name w:val="Default Paragraph Font"/>
     <w:uiPriority w:val="1"/>
-    <w:semiHidden/>
     <w:unhideWhenUsed/>
   </w:style>
   <w:style w:type="table" w:default="1" w:styleId="TableNormal">
